--- a/docs/docx/02_전략과사업.docx
+++ b/docs/docx/02_전략과사업.docx
@@ -212,7 +212,7 @@
               <w:pStyle w:val="Compact"/>
             </w:pPr>
             <w:r>
-              <w:t xml:space="preserve">민감도, 시나리오 4개, 실패와 출구, KPI</w:t>
+              <w:t xml:space="preserve">민감도, 시나리오 4개, 실패와 출구, KPI(사업이 잘 되고 있는지 판단하는 핵심 지표)</w:t>
             </w:r>
           </w:p>
         </w:tc>
@@ -322,7 +322,7 @@
         <w:pStyle w:val="BodyText"/>
       </w:pPr>
       <w:r>
-        <w:t xml:space="preserve">일반적으로 100% 점유는 비현실적이다. 시장이 크면 경쟁자가 반드시 생기고, 취향이 갈리고, 어떤 세그먼트는 절대 안 넘어온다.</w:t>
+        <w:t xml:space="preserve">일반적으로 100% 점유는 비현실적이다. 시장이 크면 경쟁자가 반드시 생기고, 취향이 갈리고, 어떤 세그먼트(비슷한 특성·필요를 가진 사용자 묶음)는 절대 안 넘어온다.</w:t>
       </w:r>
     </w:p>
     <w:p>
@@ -1071,7 +1071,7 @@
         <w:t xml:space="preserve"> </w:t>
       </w:r>
       <w:r>
-        <w:t xml:space="preserve">→ 링크 공유가 곧 바이럴</w:t>
+        <w:t xml:space="preserve">→ 링크 공유가 곧 바이럴(입소문으로 사용자가 사용자를 데려오는 확산)</w:t>
       </w:r>
     </w:p>
     <w:p>
@@ -8297,7 +8297,7 @@
           <w:b/>
           <w:bCs/>
         </w:rPr>
-        <w:t xml:space="preserve">완주 직후가 전환율이 가장 높은 시점</w:t>
+        <w:t xml:space="preserve">완주 직후가 전환율(방문자·이용자 중 실제 구매·가입으로 이어지는 비율)이 가장 높은 시점</w:t>
       </w:r>
       <w:r>
         <w:t xml:space="preserve">이라는 통찰은 F-10b(03 문서)의 완주 화면 설계에도 이미 반영돼 있다.</w:t>
@@ -14795,7 +14795,7 @@
         <w:t xml:space="preserve">화이트라벨 상품</w:t>
       </w:r>
       <w:r>
-        <w:t xml:space="preserve">을 나눈다.</w:t>
+        <w:t xml:space="preserve">(우리가 만든 서비스를 여행사 자기 브랜드인 것처럼 붙여 파는 방식)을 나눈다.</w:t>
       </w:r>
     </w:p>
     <w:bookmarkEnd w:id="87"/>
